--- a/electricity-magnetism-revision/questions.docx
+++ b/electricity-magnetism-revision/questions.docx
@@ -7,7 +7,7 @@
         <w:pStyle w:val="Title"/>
       </w:pPr>
       <w:r>
-        <w:t>Year 11 Electricity and Magnetism Question Booklet</w:t>
+        <w:t>Year 11 Electricity and Magnetism Practice Paper</w:t>
       </w:r>
     </w:p>
     <w:p>
@@ -15,17 +15,1681 @@
         <w:pStyle w:val="Subtitle"/>
       </w:pPr>
       <w:r>
-        <w:t>Exam style practice  •  12 questions  •  48 marks</w:t>
+        <w:t>Original GCSE style questions   •   60 marks   •   Suggested time 70 minutes</w:t>
       </w:r>
     </w:p>
     <w:p>
       <w:r>
-        <w:t>Name: _______________________________________     Class: ___________     Date: ______________</w:t>
+        <w:t>Name ____________________________________    Class __________    Date ______________</w:t>
       </w:r>
     </w:p>
     <w:p>
       <w:r>
-        <w:t>Answer every question. Show your working for calculations and include units. Use the space beneath each question. Suggested time: 60 minutes.</w:t>
+        <w:t>Answer every question. Show your working and include units in calculations. Write or draw in the spaces provided. The diagrams are part of the questions.</w:t>
+      </w:r>
+    </w:p>
+    <w:p>
+      <w:r>
+        <w:t>Useful equations:   V = IR      P = VI      total series resistance = R₁ + R₂ + ...</w:t>
+      </w:r>
+    </w:p>
+    <w:p>
+      <w:pPr>
+        <w:pStyle w:val="Heading1"/>
+      </w:pPr>
+      <w:r>
+        <w:t>Question 1  Static electricity                                      [8 marks]</w:t>
+      </w:r>
+    </w:p>
+    <w:p>
+      <w:r>
+        <w:t>A pupil rubs a plastic rod with a wool cloth. The rod becomes negatively charged and attracts small neutral paper pieces. The diagram shows the arrangement after rubbing.</w:t>
+      </w:r>
+    </w:p>
+    <w:p>
+      <w:pPr>
+        <w:spacing w:after="60"/>
+        <w:jc w:val="center"/>
+      </w:pPr>
+      <w:r>
+        <w:drawing>
+          <wp:inline xmlns:a="http://schemas.openxmlformats.org/drawingml/2006/main" xmlns:pic="http://schemas.openxmlformats.org/drawingml/2006/picture">
+            <wp:extent cx="5652000" cy="2046178"/>
+            <wp:docPr id="1" name="Picture 1"/>
+            <wp:cNvGraphicFramePr>
+              <a:graphicFrameLocks noChangeAspect="1"/>
+            </wp:cNvGraphicFramePr>
+            <a:graphic>
+              <a:graphicData uri="http://schemas.openxmlformats.org/drawingml/2006/picture">
+                <pic:pic>
+                  <pic:nvPicPr>
+                    <pic:cNvPr id="0" name="charge.png"/>
+                    <pic:cNvPicPr/>
+                  </pic:nvPicPr>
+                  <pic:blipFill>
+                    <a:blip r:embed="rId10"/>
+                    <a:stretch>
+                      <a:fillRect/>
+                    </a:stretch>
+                  </pic:blipFill>
+                  <pic:spPr>
+                    <a:xfrm>
+                      <a:off x="0" y="0"/>
+                      <a:ext cx="5652000" cy="2046178"/>
+                    </a:xfrm>
+                    <a:prstGeom prst="rect"/>
+                  </pic:spPr>
+                </pic:pic>
+              </a:graphicData>
+            </a:graphic>
+          </wp:inline>
+        </w:drawing>
+      </w:r>
+    </w:p>
+    <w:p>
+      <w:pPr>
+        <w:spacing w:before="120"/>
+      </w:pPr>
+      <w:r>
+        <w:rPr>
+          <w:b/>
+        </w:rPr>
+        <w:t xml:space="preserve">(a)  </w:t>
+      </w:r>
+      <w:r>
+        <w:t>Describe the transfer of electrons between the cloth and rod, and state the charge left on the cloth.</w:t>
+      </w:r>
+      <w:r>
+        <w:rPr>
+          <w:b/>
+        </w:rPr>
+        <w:t xml:space="preserve">   [2]</w:t>
+      </w:r>
+    </w:p>
+    <w:p>
+      <w:pPr>
+        <w:spacing w:after="80"/>
+      </w:pPr>
+      <w:r>
+        <w:rPr>
+          <w:color w:val="C4CCD2"/>
+          <w:sz w:val="16"/>
+        </w:rPr>
+        <w:t>_____________________________________________________________________________________________</w:t>
+      </w:r>
+    </w:p>
+    <w:p>
+      <w:pPr>
+        <w:spacing w:after="80"/>
+      </w:pPr>
+      <w:r>
+        <w:rPr>
+          <w:color w:val="C4CCD2"/>
+          <w:sz w:val="16"/>
+        </w:rPr>
+        <w:t>_____________________________________________________________________________________________</w:t>
+      </w:r>
+    </w:p>
+    <w:p>
+      <w:pPr>
+        <w:spacing w:before="120"/>
+      </w:pPr>
+      <w:r>
+        <w:rPr>
+          <w:b/>
+        </w:rPr>
+        <w:t xml:space="preserve">(b)  </w:t>
+      </w:r>
+      <w:r>
+        <w:t>Explain why the charged rod attracts a neutral paper piece.</w:t>
+      </w:r>
+      <w:r>
+        <w:rPr>
+          <w:b/>
+        </w:rPr>
+        <w:t xml:space="preserve">   [3]</w:t>
+      </w:r>
+    </w:p>
+    <w:p>
+      <w:pPr>
+        <w:spacing w:after="80"/>
+      </w:pPr>
+      <w:r>
+        <w:rPr>
+          <w:color w:val="C4CCD2"/>
+          <w:sz w:val="16"/>
+        </w:rPr>
+        <w:t>_____________________________________________________________________________________________</w:t>
+      </w:r>
+    </w:p>
+    <w:p>
+      <w:pPr>
+        <w:spacing w:after="80"/>
+      </w:pPr>
+      <w:r>
+        <w:rPr>
+          <w:color w:val="C4CCD2"/>
+          <w:sz w:val="16"/>
+        </w:rPr>
+        <w:t>_____________________________________________________________________________________________</w:t>
+      </w:r>
+    </w:p>
+    <w:p>
+      <w:pPr>
+        <w:spacing w:after="80"/>
+      </w:pPr>
+      <w:r>
+        <w:rPr>
+          <w:color w:val="C4CCD2"/>
+          <w:sz w:val="16"/>
+        </w:rPr>
+        <w:t>_____________________________________________________________________________________________</w:t>
+      </w:r>
+    </w:p>
+    <w:p>
+      <w:pPr>
+        <w:spacing w:before="120"/>
+      </w:pPr>
+      <w:r>
+        <w:rPr>
+          <w:b/>
+        </w:rPr>
+        <w:t xml:space="preserve">(c)  </w:t>
+      </w:r>
+      <w:r>
+        <w:t>Explain how a charged cloud can cause a lightning discharge to the ground.</w:t>
+      </w:r>
+      <w:r>
+        <w:rPr>
+          <w:b/>
+        </w:rPr>
+        <w:t xml:space="preserve">   [3]</w:t>
+      </w:r>
+    </w:p>
+    <w:p>
+      <w:pPr>
+        <w:spacing w:after="80"/>
+      </w:pPr>
+      <w:r>
+        <w:rPr>
+          <w:color w:val="C4CCD2"/>
+          <w:sz w:val="16"/>
+        </w:rPr>
+        <w:t>_____________________________________________________________________________________________</w:t>
+      </w:r>
+    </w:p>
+    <w:p>
+      <w:pPr>
+        <w:spacing w:after="80"/>
+      </w:pPr>
+      <w:r>
+        <w:rPr>
+          <w:color w:val="C4CCD2"/>
+          <w:sz w:val="16"/>
+        </w:rPr>
+        <w:t>_____________________________________________________________________________________________</w:t>
+      </w:r>
+    </w:p>
+    <w:p>
+      <w:pPr>
+        <w:spacing w:after="80"/>
+      </w:pPr>
+      <w:r>
+        <w:rPr>
+          <w:color w:val="C4CCD2"/>
+          <w:sz w:val="16"/>
+        </w:rPr>
+        <w:t>_____________________________________________________________________________________________</w:t>
+      </w:r>
+    </w:p>
+    <w:p>
+      <w:r>
+        <w:br w:type="page"/>
+      </w:r>
+    </w:p>
+    <w:p>
+      <w:pPr>
+        <w:pStyle w:val="Heading1"/>
+      </w:pPr>
+      <w:r>
+        <w:t>Question 2  Meters and a lamp                                      [10 marks]</w:t>
+      </w:r>
+    </w:p>
+    <w:p>
+      <w:r>
+        <w:t>A 9 V battery powers lamp L. Positions X and Y show meters with their letters omitted. Assume the full 9 V is across the lamp.</w:t>
+      </w:r>
+    </w:p>
+    <w:p>
+      <w:pPr>
+        <w:spacing w:after="60"/>
+        <w:jc w:val="center"/>
+      </w:pPr>
+      <w:r>
+        <w:drawing>
+          <wp:inline xmlns:a="http://schemas.openxmlformats.org/drawingml/2006/main" xmlns:pic="http://schemas.openxmlformats.org/drawingml/2006/picture">
+            <wp:extent cx="5652000" cy="2046178"/>
+            <wp:docPr id="2" name="Picture 2"/>
+            <wp:cNvGraphicFramePr>
+              <a:graphicFrameLocks noChangeAspect="1"/>
+            </wp:cNvGraphicFramePr>
+            <a:graphic>
+              <a:graphicData uri="http://schemas.openxmlformats.org/drawingml/2006/picture">
+                <pic:pic>
+                  <pic:nvPicPr>
+                    <pic:cNvPr id="0" name="meters.png"/>
+                    <pic:cNvPicPr/>
+                  </pic:nvPicPr>
+                  <pic:blipFill>
+                    <a:blip r:embed="rId11"/>
+                    <a:stretch>
+                      <a:fillRect/>
+                    </a:stretch>
+                  </pic:blipFill>
+                  <pic:spPr>
+                    <a:xfrm>
+                      <a:off x="0" y="0"/>
+                      <a:ext cx="5652000" cy="2046178"/>
+                    </a:xfrm>
+                    <a:prstGeom prst="rect"/>
+                  </pic:spPr>
+                </pic:pic>
+              </a:graphicData>
+            </a:graphic>
+          </wp:inline>
+        </w:drawing>
+      </w:r>
+    </w:p>
+    <w:p>
+      <w:pPr>
+        <w:spacing w:before="120"/>
+      </w:pPr>
+      <w:r>
+        <w:rPr>
+          <w:b/>
+        </w:rPr>
+        <w:t xml:space="preserve">(a)  </w:t>
+      </w:r>
+      <w:r>
+        <w:t>Identify meters X and Y. Explain why each is connected in its shown position.</w:t>
+      </w:r>
+      <w:r>
+        <w:rPr>
+          <w:b/>
+        </w:rPr>
+        <w:t xml:space="preserve">   [4]</w:t>
+      </w:r>
+    </w:p>
+    <w:p>
+      <w:pPr>
+        <w:spacing w:after="80"/>
+      </w:pPr>
+      <w:r>
+        <w:rPr>
+          <w:color w:val="C4CCD2"/>
+          <w:sz w:val="16"/>
+        </w:rPr>
+        <w:t>_____________________________________________________________________________________________</w:t>
+      </w:r>
+    </w:p>
+    <w:p>
+      <w:pPr>
+        <w:spacing w:after="80"/>
+      </w:pPr>
+      <w:r>
+        <w:rPr>
+          <w:color w:val="C4CCD2"/>
+          <w:sz w:val="16"/>
+        </w:rPr>
+        <w:t>_____________________________________________________________________________________________</w:t>
+      </w:r>
+    </w:p>
+    <w:p>
+      <w:pPr>
+        <w:spacing w:after="80"/>
+      </w:pPr>
+      <w:r>
+        <w:rPr>
+          <w:color w:val="C4CCD2"/>
+          <w:sz w:val="16"/>
+        </w:rPr>
+        <w:t>_____________________________________________________________________________________________</w:t>
+      </w:r>
+    </w:p>
+    <w:p>
+      <w:pPr>
+        <w:spacing w:before="120"/>
+      </w:pPr>
+      <w:r>
+        <w:rPr>
+          <w:b/>
+        </w:rPr>
+        <w:t xml:space="preserve">(b)  </w:t>
+      </w:r>
+      <w:r>
+        <w:t>X reads 0.30 A. Calculate the resistance of lamp L at this operating point. Show your equation, substitution and answer with a unit.</w:t>
+      </w:r>
+      <w:r>
+        <w:rPr>
+          <w:b/>
+        </w:rPr>
+        <w:t xml:space="preserve">   [3]</w:t>
+      </w:r>
+    </w:p>
+    <w:p>
+      <w:pPr>
+        <w:spacing w:after="80"/>
+      </w:pPr>
+      <w:r>
+        <w:rPr>
+          <w:color w:val="C4CCD2"/>
+          <w:sz w:val="16"/>
+        </w:rPr>
+        <w:t>_____________________________________________________________________________________________</w:t>
+      </w:r>
+    </w:p>
+    <w:p>
+      <w:pPr>
+        <w:spacing w:after="80"/>
+      </w:pPr>
+      <w:r>
+        <w:rPr>
+          <w:color w:val="C4CCD2"/>
+          <w:sz w:val="16"/>
+        </w:rPr>
+        <w:t>_____________________________________________________________________________________________</w:t>
+      </w:r>
+    </w:p>
+    <w:p>
+      <w:pPr>
+        <w:spacing w:after="80"/>
+      </w:pPr>
+      <w:r>
+        <w:rPr>
+          <w:color w:val="C4CCD2"/>
+          <w:sz w:val="16"/>
+        </w:rPr>
+        <w:t>_____________________________________________________________________________________________</w:t>
+      </w:r>
+    </w:p>
+    <w:p>
+      <w:pPr>
+        <w:spacing w:before="120"/>
+      </w:pPr>
+      <w:r>
+        <w:rPr>
+          <w:b/>
+        </w:rPr>
+        <w:t xml:space="preserve">(c)  </w:t>
+      </w:r>
+      <w:r>
+        <w:t>Calculate the power transferred by the lamp.</w:t>
+      </w:r>
+      <w:r>
+        <w:rPr>
+          <w:b/>
+        </w:rPr>
+        <w:t xml:space="preserve">   [2]</w:t>
+      </w:r>
+    </w:p>
+    <w:p>
+      <w:pPr>
+        <w:spacing w:after="80"/>
+      </w:pPr>
+      <w:r>
+        <w:rPr>
+          <w:color w:val="C4CCD2"/>
+          <w:sz w:val="16"/>
+        </w:rPr>
+        <w:t>_____________________________________________________________________________________________</w:t>
+      </w:r>
+    </w:p>
+    <w:p>
+      <w:pPr>
+        <w:spacing w:after="80"/>
+      </w:pPr>
+      <w:r>
+        <w:rPr>
+          <w:color w:val="C4CCD2"/>
+          <w:sz w:val="16"/>
+        </w:rPr>
+        <w:t>_____________________________________________________________________________________________</w:t>
+      </w:r>
+    </w:p>
+    <w:p>
+      <w:pPr>
+        <w:spacing w:before="120"/>
+      </w:pPr>
+      <w:r>
+        <w:rPr>
+          <w:b/>
+        </w:rPr>
+        <w:t xml:space="preserve">(d)  </w:t>
+      </w:r>
+      <w:r>
+        <w:t>State what a potential difference of 9 V means for each coulomb of charge passing through the lamp.</w:t>
+      </w:r>
+      <w:r>
+        <w:rPr>
+          <w:b/>
+        </w:rPr>
+        <w:t xml:space="preserve">   [1]</w:t>
+      </w:r>
+    </w:p>
+    <w:p>
+      <w:pPr>
+        <w:spacing w:after="80"/>
+      </w:pPr>
+      <w:r>
+        <w:rPr>
+          <w:color w:val="C4CCD2"/>
+          <w:sz w:val="16"/>
+        </w:rPr>
+        <w:t>_____________________________________________________________________________________________</w:t>
+      </w:r>
+    </w:p>
+    <w:p>
+      <w:pPr>
+        <w:spacing w:after="80"/>
+      </w:pPr>
+      <w:r>
+        <w:rPr>
+          <w:color w:val="C4CCD2"/>
+          <w:sz w:val="16"/>
+        </w:rPr>
+        <w:t>_____________________________________________________________________________________________</w:t>
+      </w:r>
+    </w:p>
+    <w:p>
+      <w:r>
+        <w:br w:type="page"/>
+      </w:r>
+    </w:p>
+    <w:p>
+      <w:pPr>
+        <w:pStyle w:val="Heading1"/>
+      </w:pPr>
+      <w:r>
+        <w:t>Question 3  Lamps in series                                      [10 marks]</w:t>
+      </w:r>
+    </w:p>
+    <w:p>
+      <w:r>
+        <w:t>Two lamps are connected in series to a 12 V battery. At this operating point, their resistances are 4 Ω and 8 Ω. Treat the resistances as constant for all parts of this question.</w:t>
+      </w:r>
+    </w:p>
+    <w:p>
+      <w:pPr>
+        <w:spacing w:after="60"/>
+        <w:jc w:val="center"/>
+      </w:pPr>
+      <w:r>
+        <w:drawing>
+          <wp:inline xmlns:a="http://schemas.openxmlformats.org/drawingml/2006/main" xmlns:pic="http://schemas.openxmlformats.org/drawingml/2006/picture">
+            <wp:extent cx="5652000" cy="2046178"/>
+            <wp:docPr id="3" name="Picture 3"/>
+            <wp:cNvGraphicFramePr>
+              <a:graphicFrameLocks noChangeAspect="1"/>
+            </wp:cNvGraphicFramePr>
+            <a:graphic>
+              <a:graphicData uri="http://schemas.openxmlformats.org/drawingml/2006/picture">
+                <pic:pic>
+                  <pic:nvPicPr>
+                    <pic:cNvPr id="0" name="series.png"/>
+                    <pic:cNvPicPr/>
+                  </pic:nvPicPr>
+                  <pic:blipFill>
+                    <a:blip r:embed="rId12"/>
+                    <a:stretch>
+                      <a:fillRect/>
+                    </a:stretch>
+                  </pic:blipFill>
+                  <pic:spPr>
+                    <a:xfrm>
+                      <a:off x="0" y="0"/>
+                      <a:ext cx="5652000" cy="2046178"/>
+                    </a:xfrm>
+                    <a:prstGeom prst="rect"/>
+                  </pic:spPr>
+                </pic:pic>
+              </a:graphicData>
+            </a:graphic>
+          </wp:inline>
+        </w:drawing>
+      </w:r>
+    </w:p>
+    <w:p>
+      <w:pPr>
+        <w:spacing w:before="120"/>
+      </w:pPr>
+      <w:r>
+        <w:rPr>
+          <w:b/>
+        </w:rPr>
+        <w:t xml:space="preserve">(a)  </w:t>
+      </w:r>
+      <w:r>
+        <w:t>Calculate the total circuit resistance.</w:t>
+      </w:r>
+      <w:r>
+        <w:rPr>
+          <w:b/>
+        </w:rPr>
+        <w:t xml:space="preserve">   [2]</w:t>
+      </w:r>
+    </w:p>
+    <w:p>
+      <w:pPr>
+        <w:spacing w:after="80"/>
+      </w:pPr>
+      <w:r>
+        <w:rPr>
+          <w:color w:val="C4CCD2"/>
+          <w:sz w:val="16"/>
+        </w:rPr>
+        <w:t>_____________________________________________________________________________________________</w:t>
+      </w:r>
+    </w:p>
+    <w:p>
+      <w:pPr>
+        <w:spacing w:after="80"/>
+      </w:pPr>
+      <w:r>
+        <w:rPr>
+          <w:color w:val="C4CCD2"/>
+          <w:sz w:val="16"/>
+        </w:rPr>
+        <w:t>_____________________________________________________________________________________________</w:t>
+      </w:r>
+    </w:p>
+    <w:p>
+      <w:pPr>
+        <w:spacing w:before="120"/>
+      </w:pPr>
+      <w:r>
+        <w:rPr>
+          <w:b/>
+        </w:rPr>
+        <w:t xml:space="preserve">(b)  </w:t>
+      </w:r>
+      <w:r>
+        <w:t>Calculate the current through lamp A.</w:t>
+      </w:r>
+      <w:r>
+        <w:rPr>
+          <w:b/>
+        </w:rPr>
+        <w:t xml:space="preserve">   [2]</w:t>
+      </w:r>
+    </w:p>
+    <w:p>
+      <w:pPr>
+        <w:spacing w:after="80"/>
+      </w:pPr>
+      <w:r>
+        <w:rPr>
+          <w:color w:val="C4CCD2"/>
+          <w:sz w:val="16"/>
+        </w:rPr>
+        <w:t>_____________________________________________________________________________________________</w:t>
+      </w:r>
+    </w:p>
+    <w:p>
+      <w:pPr>
+        <w:spacing w:after="80"/>
+      </w:pPr>
+      <w:r>
+        <w:rPr>
+          <w:color w:val="C4CCD2"/>
+          <w:sz w:val="16"/>
+        </w:rPr>
+        <w:t>_____________________________________________________________________________________________</w:t>
+      </w:r>
+    </w:p>
+    <w:p>
+      <w:pPr>
+        <w:spacing w:before="120"/>
+      </w:pPr>
+      <w:r>
+        <w:rPr>
+          <w:b/>
+        </w:rPr>
+        <w:t xml:space="preserve">(c)  </w:t>
+      </w:r>
+      <w:r>
+        <w:t>Calculate the potential difference across lamp B.</w:t>
+      </w:r>
+      <w:r>
+        <w:rPr>
+          <w:b/>
+        </w:rPr>
+        <w:t xml:space="preserve">   [2]</w:t>
+      </w:r>
+    </w:p>
+    <w:p>
+      <w:pPr>
+        <w:spacing w:after="80"/>
+      </w:pPr>
+      <w:r>
+        <w:rPr>
+          <w:color w:val="C4CCD2"/>
+          <w:sz w:val="16"/>
+        </w:rPr>
+        <w:t>_____________________________________________________________________________________________</w:t>
+      </w:r>
+    </w:p>
+    <w:p>
+      <w:pPr>
+        <w:spacing w:after="80"/>
+      </w:pPr>
+      <w:r>
+        <w:rPr>
+          <w:color w:val="C4CCD2"/>
+          <w:sz w:val="16"/>
+        </w:rPr>
+        <w:t>_____________________________________________________________________________________________</w:t>
+      </w:r>
+    </w:p>
+    <w:p>
+      <w:pPr>
+        <w:spacing w:before="120"/>
+      </w:pPr>
+      <w:r>
+        <w:rPr>
+          <w:b/>
+        </w:rPr>
+        <w:t xml:space="preserve">(d)  </w:t>
+      </w:r>
+      <w:r>
+        <w:t>State the potential difference across lamp A.</w:t>
+      </w:r>
+      <w:r>
+        <w:rPr>
+          <w:b/>
+        </w:rPr>
+        <w:t xml:space="preserve">   [1]</w:t>
+      </w:r>
+    </w:p>
+    <w:p>
+      <w:pPr>
+        <w:spacing w:after="80"/>
+      </w:pPr>
+      <w:r>
+        <w:rPr>
+          <w:color w:val="C4CCD2"/>
+          <w:sz w:val="16"/>
+        </w:rPr>
+        <w:t>_____________________________________________________________________________________________</w:t>
+      </w:r>
+    </w:p>
+    <w:p>
+      <w:pPr>
+        <w:spacing w:before="120"/>
+      </w:pPr>
+      <w:r>
+        <w:rPr>
+          <w:b/>
+        </w:rPr>
+        <w:t xml:space="preserve">(e)  </w:t>
+      </w:r>
+      <w:r>
+        <w:t>Another lamp is added in series. Explain what happens to the total resistance, current and brightness of the original lamps.</w:t>
+      </w:r>
+      <w:r>
+        <w:rPr>
+          <w:b/>
+        </w:rPr>
+        <w:t xml:space="preserve">   [3]</w:t>
+      </w:r>
+    </w:p>
+    <w:p>
+      <w:pPr>
+        <w:spacing w:after="80"/>
+      </w:pPr>
+      <w:r>
+        <w:rPr>
+          <w:color w:val="C4CCD2"/>
+          <w:sz w:val="16"/>
+        </w:rPr>
+        <w:t>_____________________________________________________________________________________________</w:t>
+      </w:r>
+    </w:p>
+    <w:p>
+      <w:pPr>
+        <w:spacing w:after="80"/>
+      </w:pPr>
+      <w:r>
+        <w:rPr>
+          <w:color w:val="C4CCD2"/>
+          <w:sz w:val="16"/>
+        </w:rPr>
+        <w:t>_____________________________________________________________________________________________</w:t>
+      </w:r>
+    </w:p>
+    <w:p>
+      <w:pPr>
+        <w:spacing w:after="80"/>
+      </w:pPr>
+      <w:r>
+        <w:rPr>
+          <w:color w:val="C4CCD2"/>
+          <w:sz w:val="16"/>
+        </w:rPr>
+        <w:t>_____________________________________________________________________________________________</w:t>
+      </w:r>
+    </w:p>
+    <w:p>
+      <w:r>
+        <w:br w:type="page"/>
+      </w:r>
+    </w:p>
+    <w:p>
+      <w:pPr>
+        <w:pStyle w:val="Heading1"/>
+      </w:pPr>
+      <w:r>
+        <w:t>Question 4  Lamps in parallel                                      [10 marks]</w:t>
+      </w:r>
+    </w:p>
+    <w:p>
+      <w:r>
+        <w:t>Switch S is closed. Lamps A and B are connected to a 6 V battery. Their resistances are constant at the values shown. Assume an ideal battery.</w:t>
+      </w:r>
+    </w:p>
+    <w:p>
+      <w:pPr>
+        <w:spacing w:after="60"/>
+        <w:jc w:val="center"/>
+      </w:pPr>
+      <w:r>
+        <w:drawing>
+          <wp:inline xmlns:a="http://schemas.openxmlformats.org/drawingml/2006/main" xmlns:pic="http://schemas.openxmlformats.org/drawingml/2006/picture">
+            <wp:extent cx="5652000" cy="2046178"/>
+            <wp:docPr id="4" name="Picture 4"/>
+            <wp:cNvGraphicFramePr>
+              <a:graphicFrameLocks noChangeAspect="1"/>
+            </wp:cNvGraphicFramePr>
+            <a:graphic>
+              <a:graphicData uri="http://schemas.openxmlformats.org/drawingml/2006/picture">
+                <pic:pic>
+                  <pic:nvPicPr>
+                    <pic:cNvPr id="0" name="parallel.png"/>
+                    <pic:cNvPicPr/>
+                  </pic:nvPicPr>
+                  <pic:blipFill>
+                    <a:blip r:embed="rId13"/>
+                    <a:stretch>
+                      <a:fillRect/>
+                    </a:stretch>
+                  </pic:blipFill>
+                  <pic:spPr>
+                    <a:xfrm>
+                      <a:off x="0" y="0"/>
+                      <a:ext cx="5652000" cy="2046178"/>
+                    </a:xfrm>
+                    <a:prstGeom prst="rect"/>
+                  </pic:spPr>
+                </pic:pic>
+              </a:graphicData>
+            </a:graphic>
+          </wp:inline>
+        </w:drawing>
+      </w:r>
+    </w:p>
+    <w:p>
+      <w:pPr>
+        <w:spacing w:before="120"/>
+      </w:pPr>
+      <w:r>
+        <w:rPr>
+          <w:b/>
+        </w:rPr>
+        <w:t xml:space="preserve">(a)  </w:t>
+      </w:r>
+      <w:r>
+        <w:t>State the potential difference across each lamp.</w:t>
+      </w:r>
+      <w:r>
+        <w:rPr>
+          <w:b/>
+        </w:rPr>
+        <w:t xml:space="preserve">   [2]</w:t>
+      </w:r>
+    </w:p>
+    <w:p>
+      <w:pPr>
+        <w:spacing w:after="80"/>
+      </w:pPr>
+      <w:r>
+        <w:rPr>
+          <w:color w:val="C4CCD2"/>
+          <w:sz w:val="16"/>
+        </w:rPr>
+        <w:t>_____________________________________________________________________________________________</w:t>
+      </w:r>
+    </w:p>
+    <w:p>
+      <w:pPr>
+        <w:spacing w:after="80"/>
+      </w:pPr>
+      <w:r>
+        <w:rPr>
+          <w:color w:val="C4CCD2"/>
+          <w:sz w:val="16"/>
+        </w:rPr>
+        <w:t>_____________________________________________________________________________________________</w:t>
+      </w:r>
+    </w:p>
+    <w:p>
+      <w:pPr>
+        <w:spacing w:before="120"/>
+      </w:pPr>
+      <w:r>
+        <w:rPr>
+          <w:b/>
+        </w:rPr>
+        <w:t xml:space="preserve">(b)  </w:t>
+      </w:r>
+      <w:r>
+        <w:t>Calculate the current through lamp A.</w:t>
+      </w:r>
+      <w:r>
+        <w:rPr>
+          <w:b/>
+        </w:rPr>
+        <w:t xml:space="preserve">   [2]</w:t>
+      </w:r>
+    </w:p>
+    <w:p>
+      <w:pPr>
+        <w:spacing w:after="80"/>
+      </w:pPr>
+      <w:r>
+        <w:rPr>
+          <w:color w:val="C4CCD2"/>
+          <w:sz w:val="16"/>
+        </w:rPr>
+        <w:t>_____________________________________________________________________________________________</w:t>
+      </w:r>
+    </w:p>
+    <w:p>
+      <w:pPr>
+        <w:spacing w:after="80"/>
+      </w:pPr>
+      <w:r>
+        <w:rPr>
+          <w:color w:val="C4CCD2"/>
+          <w:sz w:val="16"/>
+        </w:rPr>
+        <w:t>_____________________________________________________________________________________________</w:t>
+      </w:r>
+    </w:p>
+    <w:p>
+      <w:pPr>
+        <w:spacing w:before="120"/>
+      </w:pPr>
+      <w:r>
+        <w:rPr>
+          <w:b/>
+        </w:rPr>
+        <w:t xml:space="preserve">(c)  </w:t>
+      </w:r>
+      <w:r>
+        <w:t>Calculate the current through lamp B.</w:t>
+      </w:r>
+      <w:r>
+        <w:rPr>
+          <w:b/>
+        </w:rPr>
+        <w:t xml:space="preserve">   [2]</w:t>
+      </w:r>
+    </w:p>
+    <w:p>
+      <w:pPr>
+        <w:spacing w:after="80"/>
+      </w:pPr>
+      <w:r>
+        <w:rPr>
+          <w:color w:val="C4CCD2"/>
+          <w:sz w:val="16"/>
+        </w:rPr>
+        <w:t>_____________________________________________________________________________________________</w:t>
+      </w:r>
+    </w:p>
+    <w:p>
+      <w:pPr>
+        <w:spacing w:after="80"/>
+      </w:pPr>
+      <w:r>
+        <w:rPr>
+          <w:color w:val="C4CCD2"/>
+          <w:sz w:val="16"/>
+        </w:rPr>
+        <w:t>_____________________________________________________________________________________________</w:t>
+      </w:r>
+    </w:p>
+    <w:p>
+      <w:pPr>
+        <w:spacing w:before="120"/>
+      </w:pPr>
+      <w:r>
+        <w:rPr>
+          <w:b/>
+        </w:rPr>
+        <w:t xml:space="preserve">(d)  </w:t>
+      </w:r>
+      <w:r>
+        <w:t>Calculate the total current supplied by the battery.</w:t>
+      </w:r>
+      <w:r>
+        <w:rPr>
+          <w:b/>
+        </w:rPr>
+        <w:t xml:space="preserve">   [1]</w:t>
+      </w:r>
+    </w:p>
+    <w:p>
+      <w:pPr>
+        <w:spacing w:after="80"/>
+      </w:pPr>
+      <w:r>
+        <w:rPr>
+          <w:color w:val="C4CCD2"/>
+          <w:sz w:val="16"/>
+        </w:rPr>
+        <w:t>_____________________________________________________________________________________________</w:t>
+      </w:r>
+    </w:p>
+    <w:p>
+      <w:pPr>
+        <w:spacing w:before="120"/>
+      </w:pPr>
+      <w:r>
+        <w:rPr>
+          <w:b/>
+        </w:rPr>
+        <w:t xml:space="preserve">(e)  </w:t>
+      </w:r>
+      <w:r>
+        <w:t>Calculate the power transferred by lamp B.</w:t>
+      </w:r>
+      <w:r>
+        <w:rPr>
+          <w:b/>
+        </w:rPr>
+        <w:t xml:space="preserve">   [2]</w:t>
+      </w:r>
+    </w:p>
+    <w:p>
+      <w:pPr>
+        <w:spacing w:after="80"/>
+      </w:pPr>
+      <w:r>
+        <w:rPr>
+          <w:color w:val="C4CCD2"/>
+          <w:sz w:val="16"/>
+        </w:rPr>
+        <w:t>_____________________________________________________________________________________________</w:t>
+      </w:r>
+    </w:p>
+    <w:p>
+      <w:pPr>
+        <w:spacing w:after="80"/>
+      </w:pPr>
+      <w:r>
+        <w:rPr>
+          <w:color w:val="C4CCD2"/>
+          <w:sz w:val="16"/>
+        </w:rPr>
+        <w:t>_____________________________________________________________________________________________</w:t>
+      </w:r>
+    </w:p>
+    <w:p>
+      <w:pPr>
+        <w:spacing w:before="120"/>
+      </w:pPr>
+      <w:r>
+        <w:rPr>
+          <w:b/>
+        </w:rPr>
+        <w:t xml:space="preserve">(f)  </w:t>
+      </w:r>
+      <w:r>
+        <w:t>Switch S is opened. State the new current supplied by the battery.</w:t>
+      </w:r>
+      <w:r>
+        <w:rPr>
+          <w:b/>
+        </w:rPr>
+        <w:t xml:space="preserve">   [1]</w:t>
+      </w:r>
+    </w:p>
+    <w:p>
+      <w:pPr>
+        <w:spacing w:after="80"/>
+      </w:pPr>
+      <w:r>
+        <w:rPr>
+          <w:color w:val="C4CCD2"/>
+          <w:sz w:val="16"/>
+        </w:rPr>
+        <w:t>_____________________________________________________________________________________________</w:t>
+      </w:r>
+    </w:p>
+    <w:p>
+      <w:r>
+        <w:br w:type="page"/>
+      </w:r>
+    </w:p>
+    <w:p>
+      <w:pPr>
+        <w:pStyle w:val="Heading1"/>
+      </w:pPr>
+      <w:r>
+        <w:t>Question 5  A mixed circuit                                      [10 marks]</w:t>
+      </w:r>
+    </w:p>
+    <w:p>
+      <w:r>
+        <w:t>A 12 V battery drives a 2 Ω resistor in series with two identical 8 Ω branches. The ammeter reads 2.0 A. Assume ideal components.</w:t>
+      </w:r>
+    </w:p>
+    <w:p>
+      <w:pPr>
+        <w:spacing w:after="60"/>
+        <w:jc w:val="center"/>
+      </w:pPr>
+      <w:r>
+        <w:drawing>
+          <wp:inline xmlns:a="http://schemas.openxmlformats.org/drawingml/2006/main" xmlns:pic="http://schemas.openxmlformats.org/drawingml/2006/picture">
+            <wp:extent cx="5652000" cy="2046178"/>
+            <wp:docPr id="5" name="Picture 5"/>
+            <wp:cNvGraphicFramePr>
+              <a:graphicFrameLocks noChangeAspect="1"/>
+            </wp:cNvGraphicFramePr>
+            <a:graphic>
+              <a:graphicData uri="http://schemas.openxmlformats.org/drawingml/2006/picture">
+                <pic:pic>
+                  <pic:nvPicPr>
+                    <pic:cNvPr id="0" name="mixed.png"/>
+                    <pic:cNvPicPr/>
+                  </pic:nvPicPr>
+                  <pic:blipFill>
+                    <a:blip r:embed="rId14"/>
+                    <a:stretch>
+                      <a:fillRect/>
+                    </a:stretch>
+                  </pic:blipFill>
+                  <pic:spPr>
+                    <a:xfrm>
+                      <a:off x="0" y="0"/>
+                      <a:ext cx="5652000" cy="2046178"/>
+                    </a:xfrm>
+                    <a:prstGeom prst="rect"/>
+                  </pic:spPr>
+                </pic:pic>
+              </a:graphicData>
+            </a:graphic>
+          </wp:inline>
+        </w:drawing>
+      </w:r>
+    </w:p>
+    <w:p>
+      <w:pPr>
+        <w:spacing w:before="120"/>
+      </w:pPr>
+      <w:r>
+        <w:rPr>
+          <w:b/>
+        </w:rPr>
+        <w:t xml:space="preserve">(a)  </w:t>
+      </w:r>
+      <w:r>
+        <w:t>Calculate the potential difference across the 2 Ω resistor.</w:t>
+      </w:r>
+      <w:r>
+        <w:rPr>
+          <w:b/>
+        </w:rPr>
+        <w:t xml:space="preserve">   [2]</w:t>
+      </w:r>
+    </w:p>
+    <w:p>
+      <w:pPr>
+        <w:spacing w:after="80"/>
+      </w:pPr>
+      <w:r>
+        <w:rPr>
+          <w:color w:val="C4CCD2"/>
+          <w:sz w:val="16"/>
+        </w:rPr>
+        <w:t>_____________________________________________________________________________________________</w:t>
+      </w:r>
+    </w:p>
+    <w:p>
+      <w:pPr>
+        <w:spacing w:after="80"/>
+      </w:pPr>
+      <w:r>
+        <w:rPr>
+          <w:color w:val="C4CCD2"/>
+          <w:sz w:val="16"/>
+        </w:rPr>
+        <w:t>_____________________________________________________________________________________________</w:t>
+      </w:r>
+    </w:p>
+    <w:p>
+      <w:pPr>
+        <w:spacing w:before="120"/>
+      </w:pPr>
+      <w:r>
+        <w:rPr>
+          <w:b/>
+        </w:rPr>
+        <w:t xml:space="preserve">(b)  </w:t>
+      </w:r>
+      <w:r>
+        <w:t>Calculate the potential difference across the parallel branches.</w:t>
+      </w:r>
+      <w:r>
+        <w:rPr>
+          <w:b/>
+        </w:rPr>
+        <w:t xml:space="preserve">   [2]</w:t>
+      </w:r>
+    </w:p>
+    <w:p>
+      <w:pPr>
+        <w:spacing w:after="80"/>
+      </w:pPr>
+      <w:r>
+        <w:rPr>
+          <w:color w:val="C4CCD2"/>
+          <w:sz w:val="16"/>
+        </w:rPr>
+        <w:t>_____________________________________________________________________________________________</w:t>
+      </w:r>
+    </w:p>
+    <w:p>
+      <w:pPr>
+        <w:spacing w:after="80"/>
+      </w:pPr>
+      <w:r>
+        <w:rPr>
+          <w:color w:val="C4CCD2"/>
+          <w:sz w:val="16"/>
+        </w:rPr>
+        <w:t>_____________________________________________________________________________________________</w:t>
+      </w:r>
+    </w:p>
+    <w:p>
+      <w:pPr>
+        <w:spacing w:before="120"/>
+      </w:pPr>
+      <w:r>
+        <w:rPr>
+          <w:b/>
+        </w:rPr>
+        <w:t xml:space="preserve">(c)  </w:t>
+      </w:r>
+      <w:r>
+        <w:t>Calculate the current in each 8 Ω branch.</w:t>
+      </w:r>
+      <w:r>
+        <w:rPr>
+          <w:b/>
+        </w:rPr>
+        <w:t xml:space="preserve">   [2]</w:t>
+      </w:r>
+    </w:p>
+    <w:p>
+      <w:pPr>
+        <w:spacing w:after="80"/>
+      </w:pPr>
+      <w:r>
+        <w:rPr>
+          <w:color w:val="C4CCD2"/>
+          <w:sz w:val="16"/>
+        </w:rPr>
+        <w:t>_____________________________________________________________________________________________</w:t>
+      </w:r>
+    </w:p>
+    <w:p>
+      <w:pPr>
+        <w:spacing w:after="80"/>
+      </w:pPr>
+      <w:r>
+        <w:rPr>
+          <w:color w:val="C4CCD2"/>
+          <w:sz w:val="16"/>
+        </w:rPr>
+        <w:t>_____________________________________________________________________________________________</w:t>
+      </w:r>
+    </w:p>
+    <w:p>
+      <w:pPr>
+        <w:spacing w:before="120"/>
+      </w:pPr>
+      <w:r>
+        <w:rPr>
+          <w:b/>
+        </w:rPr>
+        <w:t xml:space="preserve">(d)  </w:t>
+      </w:r>
+      <w:r>
+        <w:t>Show that your answers obey both the junction rule for current and the loop rule for potential difference.</w:t>
+      </w:r>
+      <w:r>
+        <w:rPr>
+          <w:b/>
+        </w:rPr>
+        <w:t xml:space="preserve">   [2]</w:t>
+      </w:r>
+    </w:p>
+    <w:p>
+      <w:pPr>
+        <w:spacing w:after="80"/>
+      </w:pPr>
+      <w:r>
+        <w:rPr>
+          <w:color w:val="C4CCD2"/>
+          <w:sz w:val="16"/>
+        </w:rPr>
+        <w:t>_____________________________________________________________________________________________</w:t>
+      </w:r>
+    </w:p>
+    <w:p>
+      <w:pPr>
+        <w:spacing w:after="80"/>
+      </w:pPr>
+      <w:r>
+        <w:rPr>
+          <w:color w:val="C4CCD2"/>
+          <w:sz w:val="16"/>
+        </w:rPr>
+        <w:t>_____________________________________________________________________________________________</w:t>
+      </w:r>
+    </w:p>
+    <w:p>
+      <w:pPr>
+        <w:spacing w:before="120"/>
+      </w:pPr>
+      <w:r>
+        <w:rPr>
+          <w:b/>
+        </w:rPr>
+        <w:t xml:space="preserve">(e)  </w:t>
+      </w:r>
+      <w:r>
+        <w:t>One 8 Ω branch breaks. Calculate the new total circuit resistance and battery current.</w:t>
+      </w:r>
+      <w:r>
+        <w:rPr>
+          <w:b/>
+        </w:rPr>
+        <w:t xml:space="preserve">   [2]</w:t>
+      </w:r>
+    </w:p>
+    <w:p>
+      <w:pPr>
+        <w:spacing w:after="80"/>
+      </w:pPr>
+      <w:r>
+        <w:rPr>
+          <w:color w:val="C4CCD2"/>
+          <w:sz w:val="16"/>
+        </w:rPr>
+        <w:t>_____________________________________________________________________________________________</w:t>
+      </w:r>
+    </w:p>
+    <w:p>
+      <w:pPr>
+        <w:spacing w:after="80"/>
+      </w:pPr>
+      <w:r>
+        <w:rPr>
+          <w:color w:val="C4CCD2"/>
+          <w:sz w:val="16"/>
+        </w:rPr>
+        <w:t>_____________________________________________________________________________________________</w:t>
+      </w:r>
+    </w:p>
+    <w:p>
+      <w:pPr>
+        <w:spacing w:after="80"/>
+      </w:pPr>
+      <w:r>
+        <w:rPr>
+          <w:color w:val="C4CCD2"/>
+          <w:sz w:val="16"/>
+        </w:rPr>
+        <w:t>_____________________________________________________________________________________________</w:t>
+      </w:r>
+    </w:p>
+    <w:p>
+      <w:r>
+        <w:br w:type="page"/>
+      </w:r>
+    </w:p>
+    <w:p>
+      <w:pPr>
+        <w:pStyle w:val="Heading1"/>
+      </w:pPr>
+      <w:r>
+        <w:t>Question 6  Magnetic fields and a door lock                                      [12 marks]</w:t>
+      </w:r>
+    </w:p>
+    <w:p>
+      <w:r>
+        <w:t>A bar magnet is near an unmagnetised iron nail. A separate diagram shows the end view of a straight wire; the dot means conventional current comes out of the page.</w:t>
+      </w:r>
+    </w:p>
+    <w:p>
+      <w:pPr>
+        <w:spacing w:after="60"/>
+        <w:jc w:val="center"/>
+      </w:pPr>
+      <w:r>
+        <w:drawing>
+          <wp:inline xmlns:a="http://schemas.openxmlformats.org/drawingml/2006/main" xmlns:pic="http://schemas.openxmlformats.org/drawingml/2006/picture">
+            <wp:extent cx="5652000" cy="2046178"/>
+            <wp:docPr id="6" name="Picture 6"/>
+            <wp:cNvGraphicFramePr>
+              <a:graphicFrameLocks noChangeAspect="1"/>
+            </wp:cNvGraphicFramePr>
+            <a:graphic>
+              <a:graphicData uri="http://schemas.openxmlformats.org/drawingml/2006/picture">
+                <pic:pic>
+                  <pic:nvPicPr>
+                    <pic:cNvPr id="0" name="magnet.png"/>
+                    <pic:cNvPicPr/>
+                  </pic:nvPicPr>
+                  <pic:blipFill>
+                    <a:blip r:embed="rId15"/>
+                    <a:stretch>
+                      <a:fillRect/>
+                    </a:stretch>
+                  </pic:blipFill>
+                  <pic:spPr>
+                    <a:xfrm>
+                      <a:off x="0" y="0"/>
+                      <a:ext cx="5652000" cy="2046178"/>
+                    </a:xfrm>
+                    <a:prstGeom prst="rect"/>
+                  </pic:spPr>
+                </pic:pic>
+              </a:graphicData>
+            </a:graphic>
+          </wp:inline>
+        </w:drawing>
+      </w:r>
+    </w:p>
+    <w:p>
+      <w:pPr>
+        <w:spacing w:before="120"/>
+      </w:pPr>
+      <w:r>
+        <w:rPr>
+          <w:b/>
+        </w:rPr>
+        <w:t xml:space="preserve">(a)  </w:t>
+      </w:r>
+      <w:r>
+        <w:t>State the pole induced at the end of the nail nearest the magnet and explain why the nail is attracted.</w:t>
+      </w:r>
+      <w:r>
+        <w:rPr>
+          <w:b/>
+        </w:rPr>
+        <w:t xml:space="preserve">   [2]</w:t>
+      </w:r>
+    </w:p>
+    <w:p>
+      <w:pPr>
+        <w:spacing w:after="80"/>
+      </w:pPr>
+      <w:r>
+        <w:rPr>
+          <w:color w:val="C4CCD2"/>
+          <w:sz w:val="16"/>
+        </w:rPr>
+        <w:t>_____________________________________________________________________________________________</w:t>
+      </w:r>
+    </w:p>
+    <w:p>
+      <w:pPr>
+        <w:spacing w:after="80"/>
+      </w:pPr>
+      <w:r>
+        <w:rPr>
+          <w:color w:val="C4CCD2"/>
+          <w:sz w:val="16"/>
+        </w:rPr>
+        <w:t>_____________________________________________________________________________________________</w:t>
+      </w:r>
+    </w:p>
+    <w:p>
+      <w:pPr>
+        <w:spacing w:before="120"/>
+      </w:pPr>
+      <w:r>
+        <w:rPr>
+          <w:b/>
+        </w:rPr>
+        <w:t xml:space="preserve">(b)  </w:t>
+      </w:r>
+      <w:r>
+        <w:t>On the diagram, draw two external magnetic field lines around the bar magnet, including their direction arrows.</w:t>
+      </w:r>
+      <w:r>
+        <w:rPr>
+          <w:b/>
+        </w:rPr>
+        <w:t xml:space="preserve">   [2]</w:t>
+      </w:r>
+    </w:p>
+    <w:p>
+      <w:pPr>
+        <w:spacing w:after="80"/>
+      </w:pPr>
+      <w:r>
+        <w:rPr>
+          <w:color w:val="C4CCD2"/>
+          <w:sz w:val="16"/>
+        </w:rPr>
+        <w:t>_____________________________________________________________________________________________</w:t>
+      </w:r>
+    </w:p>
+    <w:p>
+      <w:pPr>
+        <w:spacing w:after="80"/>
+      </w:pPr>
+      <w:r>
+        <w:rPr>
+          <w:color w:val="C4CCD2"/>
+          <w:sz w:val="16"/>
+        </w:rPr>
+        <w:t>_____________________________________________________________________________________________</w:t>
+      </w:r>
+    </w:p>
+    <w:p>
+      <w:pPr>
+        <w:spacing w:before="120"/>
+      </w:pPr>
+      <w:r>
+        <w:rPr>
+          <w:b/>
+        </w:rPr>
+        <w:t xml:space="preserve">(c)  </w:t>
+      </w:r>
+      <w:r>
+        <w:t>On the diagram, draw one circular magnetic field line around the wire, with a direction arrow.</w:t>
+      </w:r>
+      <w:r>
+        <w:rPr>
+          <w:b/>
+        </w:rPr>
+        <w:t xml:space="preserve">   [1]</w:t>
+      </w:r>
+    </w:p>
+    <w:p>
+      <w:pPr>
+        <w:spacing w:after="80"/>
+      </w:pPr>
+      <w:r>
+        <w:rPr>
+          <w:color w:val="C4CCD2"/>
+          <w:sz w:val="16"/>
+        </w:rPr>
+        <w:t>_____________________________________________________________________________________________</w:t>
+      </w:r>
+    </w:p>
+    <w:p>
+      <w:pPr>
+        <w:spacing w:before="120"/>
+      </w:pPr>
+      <w:r>
+        <w:rPr>
+          <w:b/>
+        </w:rPr>
+        <w:t xml:space="preserve">(d)  </w:t>
+      </w:r>
+      <w:r>
+        <w:t>Viewed from one end of a solenoid, current flows anticlockwise. State which magnetic pole this end becomes.</w:t>
+      </w:r>
+      <w:r>
+        <w:rPr>
+          <w:b/>
+        </w:rPr>
+        <w:t xml:space="preserve">   [1]</w:t>
+      </w:r>
+    </w:p>
+    <w:p>
+      <w:pPr>
+        <w:spacing w:after="80"/>
+      </w:pPr>
+      <w:r>
+        <w:rPr>
+          <w:color w:val="C4CCD2"/>
+          <w:sz w:val="16"/>
+        </w:rPr>
+        <w:t>_____________________________________________________________________________________________</w:t>
+      </w:r>
+    </w:p>
+    <w:p>
+      <w:pPr>
+        <w:spacing w:before="120"/>
+      </w:pPr>
+      <w:r>
+        <w:rPr>
+          <w:b/>
+        </w:rPr>
+        <w:t xml:space="preserve">(e)  </w:t>
+      </w:r>
+      <w:r>
+        <w:t>A door lock uses a switch, a solenoid with a soft iron core, an iron armature and a return spring. Explain how switching the current on and off operates the lock. Include the role of the core and two changes that would make the electromagnet stronger.</w:t>
+      </w:r>
+      <w:r>
+        <w:rPr>
+          <w:b/>
+        </w:rPr>
+        <w:t xml:space="preserve">   [6]</w:t>
+      </w:r>
+    </w:p>
+    <w:p>
+      <w:pPr>
+        <w:spacing w:after="80"/>
+      </w:pPr>
+      <w:r>
+        <w:rPr>
+          <w:color w:val="C4CCD2"/>
+          <w:sz w:val="16"/>
+        </w:rPr>
+        <w:t>_____________________________________________________________________________________________</w:t>
+      </w:r>
+    </w:p>
+    <w:p>
+      <w:pPr>
+        <w:spacing w:after="80"/>
+      </w:pPr>
+      <w:r>
+        <w:rPr>
+          <w:color w:val="C4CCD2"/>
+          <w:sz w:val="16"/>
+        </w:rPr>
+        <w:t>_____________________________________________________________________________________________</w:t>
+      </w:r>
+    </w:p>
+    <w:p>
+      <w:pPr>
+        <w:spacing w:after="80"/>
+      </w:pPr>
+      <w:r>
+        <w:rPr>
+          <w:color w:val="C4CCD2"/>
+          <w:sz w:val="16"/>
+        </w:rPr>
+        <w:t>_____________________________________________________________________________________________</w:t>
+      </w:r>
+    </w:p>
+    <w:p>
+      <w:pPr>
+        <w:spacing w:after="80"/>
+      </w:pPr>
+      <w:r>
+        <w:rPr>
+          <w:color w:val="C4CCD2"/>
+          <w:sz w:val="16"/>
+        </w:rPr>
+        <w:t>_____________________________________________________________________________________________</w:t>
+      </w:r>
+    </w:p>
+    <w:p>
+      <w:pPr>
+        <w:spacing w:after="80"/>
+      </w:pPr>
+      <w:r>
+        <w:rPr>
+          <w:color w:val="C4CCD2"/>
+          <w:sz w:val="16"/>
+        </w:rPr>
+        <w:t>_____________________________________________________________________________________________</w:t>
+      </w:r>
+    </w:p>
+    <w:p>
+      <w:pPr>
+        <w:spacing w:after="80"/>
+      </w:pPr>
+      <w:r>
+        <w:rPr>
+          <w:color w:val="C4CCD2"/>
+          <w:sz w:val="16"/>
+        </w:rPr>
+        <w:t>_____________________________________________________________________________________________</w:t>
+      </w:r>
+    </w:p>
+    <w:p>
+      <w:pPr>
+        <w:spacing w:after="80"/>
+      </w:pPr>
+      <w:r>
+        <w:rPr>
+          <w:color w:val="C4CCD2"/>
+          <w:sz w:val="16"/>
+        </w:rPr>
+        <w:t>_____________________________________________________________________________________________</w:t>
+      </w:r>
+    </w:p>
+    <w:p>
+      <w:pPr>
+        <w:spacing w:after="80"/>
+      </w:pPr>
+      <w:r>
+        <w:rPr>
+          <w:color w:val="C4CCD2"/>
+          <w:sz w:val="16"/>
+        </w:rPr>
+        <w:t>_____________________________________________________________________________________________</w:t>
       </w:r>
     </w:p>
     <w:p>
@@ -33,922 +1697,13 @@
         <w:pStyle w:val="Heading2"/>
       </w:pPr>
       <w:r>
-        <w:t>Useful equations</w:t>
-      </w:r>
-    </w:p>
-    <w:p>
-      <w:r>
-        <w:t>V = IR                  P = VI                  Rtotal in series = R1 + R2 + …</w:t>
-      </w:r>
-    </w:p>
-    <w:p>
-      <w:pPr>
-        <w:pStyle w:val="Heading1"/>
-      </w:pPr>
-      <w:r>
-        <w:t>Static electricity</w:t>
-      </w:r>
-    </w:p>
-    <w:p>
-      <w:pPr>
-        <w:keepNext/>
-        <w:spacing w:before="200"/>
-      </w:pPr>
-      <w:r>
-        <w:rPr>
-          <w:b/>
-        </w:rPr>
-        <w:t>1.  A neutral plastic rod is rubbed with a cloth. Electrons move from the cloth to the rod. State the charge on each and explain why. [3]</w:t>
-      </w:r>
-    </w:p>
-    <w:p>
-      <w:pPr>
-        <w:spacing w:after="120" w:line="264" w:lineRule="auto"/>
-      </w:pPr>
-      <w:r>
-        <w:rPr>
-          <w:color w:val="CDDCE6"/>
-          <w:sz w:val="18"/>
-        </w:rPr>
-        <w:t>_________________________________________________________________________________</w:t>
-      </w:r>
-    </w:p>
-    <w:p>
-      <w:pPr>
-        <w:spacing w:after="120" w:line="264" w:lineRule="auto"/>
-      </w:pPr>
-      <w:r>
-        <w:rPr>
-          <w:color w:val="CDDCE6"/>
-          <w:sz w:val="18"/>
-        </w:rPr>
-        <w:t>_________________________________________________________________________________</w:t>
-      </w:r>
-    </w:p>
-    <w:p>
-      <w:pPr>
-        <w:spacing w:after="120" w:line="264" w:lineRule="auto"/>
-      </w:pPr>
-      <w:r>
-        <w:rPr>
-          <w:color w:val="CDDCE6"/>
-          <w:sz w:val="18"/>
-        </w:rPr>
-        <w:t>_________________________________________________________________________________</w:t>
-      </w:r>
-    </w:p>
-    <w:p>
-      <w:pPr>
-        <w:spacing w:after="120" w:line="264" w:lineRule="auto"/>
-      </w:pPr>
-      <w:r>
-        <w:rPr>
-          <w:color w:val="CDDCE6"/>
-          <w:sz w:val="18"/>
-        </w:rPr>
-        <w:t>_________________________________________________________________________________</w:t>
-      </w:r>
-    </w:p>
-    <w:p>
-      <w:pPr>
-        <w:keepNext/>
-        <w:spacing w:before="200"/>
-      </w:pPr>
-      <w:r>
-        <w:rPr>
-          <w:b/>
-        </w:rPr>
-        <w:t>2.  A charged rod attracts small neutral pieces of paper. Explain this observation using induced charge and distance. [4]</w:t>
-      </w:r>
-    </w:p>
-    <w:p>
-      <w:pPr>
-        <w:spacing w:after="120" w:line="264" w:lineRule="auto"/>
-      </w:pPr>
-      <w:r>
-        <w:rPr>
-          <w:color w:val="CDDCE6"/>
-          <w:sz w:val="18"/>
-        </w:rPr>
-        <w:t>_________________________________________________________________________________</w:t>
-      </w:r>
-    </w:p>
-    <w:p>
-      <w:pPr>
-        <w:spacing w:after="120" w:line="264" w:lineRule="auto"/>
-      </w:pPr>
-      <w:r>
-        <w:rPr>
-          <w:color w:val="CDDCE6"/>
-          <w:sz w:val="18"/>
-        </w:rPr>
-        <w:t>_________________________________________________________________________________</w:t>
-      </w:r>
-    </w:p>
-    <w:p>
-      <w:pPr>
-        <w:spacing w:after="120" w:line="264" w:lineRule="auto"/>
-      </w:pPr>
-      <w:r>
-        <w:rPr>
-          <w:color w:val="CDDCE6"/>
-          <w:sz w:val="18"/>
-        </w:rPr>
-        <w:t>_________________________________________________________________________________</w:t>
-      </w:r>
-    </w:p>
-    <w:p>
-      <w:pPr>
-        <w:spacing w:after="120" w:line="264" w:lineRule="auto"/>
-      </w:pPr>
-      <w:r>
-        <w:rPr>
-          <w:color w:val="CDDCE6"/>
-          <w:sz w:val="18"/>
-        </w:rPr>
-        <w:t>_________________________________________________________________________________</w:t>
-      </w:r>
-    </w:p>
-    <w:p>
-      <w:pPr>
-        <w:spacing w:after="120" w:line="264" w:lineRule="auto"/>
-      </w:pPr>
-      <w:r>
-        <w:rPr>
-          <w:color w:val="CDDCE6"/>
-          <w:sz w:val="18"/>
-        </w:rPr>
-        <w:t>_________________________________________________________________________________</w:t>
-      </w:r>
-    </w:p>
-    <w:p>
-      <w:pPr>
-        <w:keepNext/>
-        <w:spacing w:before="200"/>
-      </w:pPr>
-      <w:r>
-        <w:rPr>
-          <w:b/>
-        </w:rPr>
-        <w:t>3.  Explain how a cloud and ground can produce a lightning strike. Include charge separation, induced charge and the role of air. [4]</w:t>
-      </w:r>
-    </w:p>
-    <w:p>
-      <w:pPr>
-        <w:spacing w:after="120" w:line="264" w:lineRule="auto"/>
-      </w:pPr>
-      <w:r>
-        <w:rPr>
-          <w:color w:val="CDDCE6"/>
-          <w:sz w:val="18"/>
-        </w:rPr>
-        <w:t>_________________________________________________________________________________</w:t>
-      </w:r>
-    </w:p>
-    <w:p>
-      <w:pPr>
-        <w:spacing w:after="120" w:line="264" w:lineRule="auto"/>
-      </w:pPr>
-      <w:r>
-        <w:rPr>
-          <w:color w:val="CDDCE6"/>
-          <w:sz w:val="18"/>
-        </w:rPr>
-        <w:t>_________________________________________________________________________________</w:t>
-      </w:r>
-    </w:p>
-    <w:p>
-      <w:pPr>
-        <w:spacing w:after="120" w:line="264" w:lineRule="auto"/>
-      </w:pPr>
-      <w:r>
-        <w:rPr>
-          <w:color w:val="CDDCE6"/>
-          <w:sz w:val="18"/>
-        </w:rPr>
-        <w:t>_________________________________________________________________________________</w:t>
-      </w:r>
-    </w:p>
-    <w:p>
-      <w:pPr>
-        <w:spacing w:after="120" w:line="264" w:lineRule="auto"/>
-      </w:pPr>
-      <w:r>
-        <w:rPr>
-          <w:color w:val="CDDCE6"/>
-          <w:sz w:val="18"/>
-        </w:rPr>
-        <w:t>_________________________________________________________________________________</w:t>
-      </w:r>
-    </w:p>
-    <w:p>
-      <w:pPr>
-        <w:spacing w:after="120" w:line="264" w:lineRule="auto"/>
-      </w:pPr>
-      <w:r>
-        <w:rPr>
-          <w:color w:val="CDDCE6"/>
-          <w:sz w:val="18"/>
-        </w:rPr>
-        <w:t>_________________________________________________________________________________</w:t>
-      </w:r>
-    </w:p>
-    <w:p>
-      <w:pPr>
-        <w:pStyle w:val="Heading1"/>
-      </w:pPr>
-      <w:r>
-        <w:t>DC circuits</w:t>
-      </w:r>
-    </w:p>
-    <w:p>
-      <w:pPr>
-        <w:keepNext/>
-        <w:spacing w:before="200"/>
-      </w:pPr>
-      <w:r>
-        <w:rPr>
-          <w:b/>
-        </w:rPr>
-        <w:t>4.  A 9.0 V supply is connected across a fixed 3.0 Ω resistor. Calculate the current and the power transferred. Show working. [4]</w:t>
-      </w:r>
-    </w:p>
-    <w:p>
-      <w:pPr>
-        <w:spacing w:after="120" w:line="264" w:lineRule="auto"/>
-      </w:pPr>
-      <w:r>
-        <w:rPr>
-          <w:color w:val="CDDCE6"/>
-          <w:sz w:val="18"/>
-        </w:rPr>
-        <w:t>_________________________________________________________________________________</w:t>
-      </w:r>
-    </w:p>
-    <w:p>
-      <w:pPr>
-        <w:spacing w:after="120" w:line="264" w:lineRule="auto"/>
-      </w:pPr>
-      <w:r>
-        <w:rPr>
-          <w:color w:val="CDDCE6"/>
-          <w:sz w:val="18"/>
-        </w:rPr>
-        <w:t>_________________________________________________________________________________</w:t>
-      </w:r>
-    </w:p>
-    <w:p>
-      <w:pPr>
-        <w:spacing w:after="120" w:line="264" w:lineRule="auto"/>
-      </w:pPr>
-      <w:r>
-        <w:rPr>
-          <w:color w:val="CDDCE6"/>
-          <w:sz w:val="18"/>
-        </w:rPr>
-        <w:t>_________________________________________________________________________________</w:t>
-      </w:r>
-    </w:p>
-    <w:p>
-      <w:pPr>
-        <w:spacing w:after="120" w:line="264" w:lineRule="auto"/>
-      </w:pPr>
-      <w:r>
-        <w:rPr>
-          <w:color w:val="CDDCE6"/>
-          <w:sz w:val="18"/>
-        </w:rPr>
-        <w:t>_________________________________________________________________________________</w:t>
-      </w:r>
-    </w:p>
-    <w:p>
-      <w:pPr>
-        <w:spacing w:after="120" w:line="264" w:lineRule="auto"/>
-      </w:pPr>
-      <w:r>
-        <w:rPr>
-          <w:color w:val="CDDCE6"/>
-          <w:sz w:val="18"/>
-        </w:rPr>
-        <w:t>_________________________________________________________________________________</w:t>
-      </w:r>
-    </w:p>
-    <w:p>
-      <w:pPr>
-        <w:keepNext/>
-        <w:spacing w:before="200"/>
-      </w:pPr>
-      <w:r>
-        <w:rPr>
-          <w:b/>
-        </w:rPr>
-        <w:t>5.  Describe how to connect an ammeter and voltmeter to measure the current through and potential difference across a lamp. Explain the resistance of each meter. [4]</w:t>
-      </w:r>
-    </w:p>
-    <w:p>
-      <w:pPr>
-        <w:spacing w:after="120" w:line="264" w:lineRule="auto"/>
-      </w:pPr>
-      <w:r>
-        <w:rPr>
-          <w:color w:val="CDDCE6"/>
-          <w:sz w:val="18"/>
-        </w:rPr>
-        <w:t>_________________________________________________________________________________</w:t>
-      </w:r>
-    </w:p>
-    <w:p>
-      <w:pPr>
-        <w:spacing w:after="120" w:line="264" w:lineRule="auto"/>
-      </w:pPr>
-      <w:r>
-        <w:rPr>
-          <w:color w:val="CDDCE6"/>
-          <w:sz w:val="18"/>
-        </w:rPr>
-        <w:t>_________________________________________________________________________________</w:t>
-      </w:r>
-    </w:p>
-    <w:p>
-      <w:pPr>
-        <w:spacing w:after="120" w:line="264" w:lineRule="auto"/>
-      </w:pPr>
-      <w:r>
-        <w:rPr>
-          <w:color w:val="CDDCE6"/>
-          <w:sz w:val="18"/>
-        </w:rPr>
-        <w:t>_________________________________________________________________________________</w:t>
-      </w:r>
-    </w:p>
-    <w:p>
-      <w:pPr>
-        <w:spacing w:after="120" w:line="264" w:lineRule="auto"/>
-      </w:pPr>
-      <w:r>
-        <w:rPr>
-          <w:color w:val="CDDCE6"/>
-          <w:sz w:val="18"/>
-        </w:rPr>
-        <w:t>_________________________________________________________________________________</w:t>
-      </w:r>
-    </w:p>
-    <w:p>
-      <w:pPr>
-        <w:spacing w:after="120" w:line="264" w:lineRule="auto"/>
-      </w:pPr>
-      <w:r>
-        <w:rPr>
-          <w:color w:val="CDDCE6"/>
-          <w:sz w:val="18"/>
-        </w:rPr>
-        <w:t>_________________________________________________________________________________</w:t>
-      </w:r>
-    </w:p>
-    <w:p>
-      <w:pPr>
-        <w:keepNext/>
-        <w:spacing w:before="200"/>
-      </w:pPr>
-      <w:r>
-        <w:rPr>
-          <w:b/>
-        </w:rPr>
-        <w:t>6.  A student graphs voltage V on the vertical axis against current I on the horizontal axis for a fixed resistor. The points (0.20 A, 1.0 V) and (0.60 A, 3.0 V) lie on a straight line. Find the resistance and explain the line’s shape. [4]</w:t>
-      </w:r>
-    </w:p>
-    <w:p>
-      <w:pPr>
-        <w:spacing w:after="120" w:line="264" w:lineRule="auto"/>
-      </w:pPr>
-      <w:r>
-        <w:rPr>
-          <w:color w:val="CDDCE6"/>
-          <w:sz w:val="18"/>
-        </w:rPr>
-        <w:t>_________________________________________________________________________________</w:t>
-      </w:r>
-    </w:p>
-    <w:p>
-      <w:pPr>
-        <w:spacing w:after="120" w:line="264" w:lineRule="auto"/>
-      </w:pPr>
-      <w:r>
-        <w:rPr>
-          <w:color w:val="CDDCE6"/>
-          <w:sz w:val="18"/>
-        </w:rPr>
-        <w:t>_________________________________________________________________________________</w:t>
-      </w:r>
-    </w:p>
-    <w:p>
-      <w:pPr>
-        <w:spacing w:after="120" w:line="264" w:lineRule="auto"/>
-      </w:pPr>
-      <w:r>
-        <w:rPr>
-          <w:color w:val="CDDCE6"/>
-          <w:sz w:val="18"/>
-        </w:rPr>
-        <w:t>_________________________________________________________________________________</w:t>
-      </w:r>
-    </w:p>
-    <w:p>
-      <w:pPr>
-        <w:spacing w:after="120" w:line="264" w:lineRule="auto"/>
-      </w:pPr>
-      <w:r>
-        <w:rPr>
-          <w:color w:val="CDDCE6"/>
-          <w:sz w:val="18"/>
-        </w:rPr>
-        <w:t>_________________________________________________________________________________</w:t>
-      </w:r>
-    </w:p>
-    <w:p>
-      <w:pPr>
-        <w:spacing w:after="120" w:line="264" w:lineRule="auto"/>
-      </w:pPr>
-      <w:r>
-        <w:rPr>
-          <w:color w:val="CDDCE6"/>
-          <w:sz w:val="18"/>
-        </w:rPr>
-        <w:t>_________________________________________________________________________________</w:t>
-      </w:r>
-    </w:p>
-    <w:p>
-      <w:pPr>
-        <w:pStyle w:val="Heading1"/>
-      </w:pPr>
-      <w:r>
-        <w:t>Series and parallel circuits</w:t>
-      </w:r>
-    </w:p>
-    <w:p>
-      <w:pPr>
-        <w:keepNext/>
-        <w:spacing w:before="200"/>
-      </w:pPr>
-      <w:r>
-        <w:rPr>
-          <w:b/>
-        </w:rPr>
-        <w:t>7.  A 12 V supply is connected to 2 Ω and 4 Ω resistors in series. Calculate total resistance, current and voltage across each resistor. [5]</w:t>
-      </w:r>
-    </w:p>
-    <w:p>
-      <w:pPr>
-        <w:spacing w:after="120" w:line="264" w:lineRule="auto"/>
-      </w:pPr>
-      <w:r>
-        <w:rPr>
-          <w:color w:val="CDDCE6"/>
-          <w:sz w:val="18"/>
-        </w:rPr>
-        <w:t>_________________________________________________________________________________</w:t>
-      </w:r>
-    </w:p>
-    <w:p>
-      <w:pPr>
-        <w:spacing w:after="120" w:line="264" w:lineRule="auto"/>
-      </w:pPr>
-      <w:r>
-        <w:rPr>
-          <w:color w:val="CDDCE6"/>
-          <w:sz w:val="18"/>
-        </w:rPr>
-        <w:t>_________________________________________________________________________________</w:t>
-      </w:r>
-    </w:p>
-    <w:p>
-      <w:pPr>
-        <w:spacing w:after="120" w:line="264" w:lineRule="auto"/>
-      </w:pPr>
-      <w:r>
-        <w:rPr>
-          <w:color w:val="CDDCE6"/>
-          <w:sz w:val="18"/>
-        </w:rPr>
-        <w:t>_________________________________________________________________________________</w:t>
-      </w:r>
-    </w:p>
-    <w:p>
-      <w:pPr>
-        <w:spacing w:after="120" w:line="264" w:lineRule="auto"/>
-      </w:pPr>
-      <w:r>
-        <w:rPr>
-          <w:color w:val="CDDCE6"/>
-          <w:sz w:val="18"/>
-        </w:rPr>
-        <w:t>_________________________________________________________________________________</w:t>
-      </w:r>
-    </w:p>
-    <w:p>
-      <w:pPr>
-        <w:spacing w:after="120" w:line="264" w:lineRule="auto"/>
-      </w:pPr>
-      <w:r>
-        <w:rPr>
-          <w:color w:val="CDDCE6"/>
-          <w:sz w:val="18"/>
-        </w:rPr>
-        <w:t>_________________________________________________________________________________</w:t>
-      </w:r>
-    </w:p>
-    <w:p>
-      <w:pPr>
-        <w:spacing w:after="120" w:line="264" w:lineRule="auto"/>
-      </w:pPr>
-      <w:r>
-        <w:rPr>
-          <w:color w:val="CDDCE6"/>
-          <w:sz w:val="18"/>
-        </w:rPr>
-        <w:t>_________________________________________________________________________________</w:t>
-      </w:r>
-    </w:p>
-    <w:p>
-      <w:pPr>
-        <w:keepNext/>
-        <w:spacing w:before="200"/>
-      </w:pPr>
-      <w:r>
-        <w:rPr>
-          <w:b/>
-        </w:rPr>
-        <w:t>8.  Two parallel branches contain resistors of 6 Ω and 3 Ω. Each branch is directly across an ideal 6 V supply. Find each branch current and the total supply current. [4]</w:t>
-      </w:r>
-    </w:p>
-    <w:p>
-      <w:pPr>
-        <w:spacing w:after="120" w:line="264" w:lineRule="auto"/>
-      </w:pPr>
-      <w:r>
-        <w:rPr>
-          <w:color w:val="CDDCE6"/>
-          <w:sz w:val="18"/>
-        </w:rPr>
-        <w:t>_________________________________________________________________________________</w:t>
-      </w:r>
-    </w:p>
-    <w:p>
-      <w:pPr>
-        <w:spacing w:after="120" w:line="264" w:lineRule="auto"/>
-      </w:pPr>
-      <w:r>
-        <w:rPr>
-          <w:color w:val="CDDCE6"/>
-          <w:sz w:val="18"/>
-        </w:rPr>
-        <w:t>_________________________________________________________________________________</w:t>
-      </w:r>
-    </w:p>
-    <w:p>
-      <w:pPr>
-        <w:spacing w:after="120" w:line="264" w:lineRule="auto"/>
-      </w:pPr>
-      <w:r>
-        <w:rPr>
-          <w:color w:val="CDDCE6"/>
-          <w:sz w:val="18"/>
-        </w:rPr>
-        <w:t>_________________________________________________________________________________</w:t>
-      </w:r>
-    </w:p>
-    <w:p>
-      <w:pPr>
-        <w:spacing w:after="120" w:line="264" w:lineRule="auto"/>
-      </w:pPr>
-      <w:r>
-        <w:rPr>
-          <w:color w:val="CDDCE6"/>
-          <w:sz w:val="18"/>
-        </w:rPr>
-        <w:t>_________________________________________________________________________________</w:t>
-      </w:r>
-    </w:p>
-    <w:p>
-      <w:pPr>
-        <w:spacing w:after="120" w:line="264" w:lineRule="auto"/>
-      </w:pPr>
-      <w:r>
-        <w:rPr>
-          <w:color w:val="CDDCE6"/>
-          <w:sz w:val="18"/>
-        </w:rPr>
-        <w:t>_________________________________________________________________________________</w:t>
-      </w:r>
-    </w:p>
-    <w:p>
-      <w:pPr>
-        <w:pStyle w:val="Heading1"/>
-      </w:pPr>
-      <w:r>
-        <w:t>Magnetic fields</w:t>
-      </w:r>
-    </w:p>
-    <w:p>
-      <w:pPr>
-        <w:keepNext/>
-        <w:spacing w:before="200"/>
-      </w:pPr>
-      <w:r>
-        <w:rPr>
-          <w:b/>
-        </w:rPr>
-        <w:t>9.  An iron nail is attracted by both ends of a bar magnet. Explain why this does not prove the nail is a permanent magnet. State a test that would show the nail is a magnet. [4]</w:t>
-      </w:r>
-    </w:p>
-    <w:p>
-      <w:pPr>
-        <w:spacing w:after="120" w:line="264" w:lineRule="auto"/>
-      </w:pPr>
-      <w:r>
-        <w:rPr>
-          <w:color w:val="CDDCE6"/>
-          <w:sz w:val="18"/>
-        </w:rPr>
-        <w:t>_________________________________________________________________________________</w:t>
-      </w:r>
-    </w:p>
-    <w:p>
-      <w:pPr>
-        <w:spacing w:after="120" w:line="264" w:lineRule="auto"/>
-      </w:pPr>
-      <w:r>
-        <w:rPr>
-          <w:color w:val="CDDCE6"/>
-          <w:sz w:val="18"/>
-        </w:rPr>
-        <w:t>_________________________________________________________________________________</w:t>
-      </w:r>
-    </w:p>
-    <w:p>
-      <w:pPr>
-        <w:spacing w:after="120" w:line="264" w:lineRule="auto"/>
-      </w:pPr>
-      <w:r>
-        <w:rPr>
-          <w:color w:val="CDDCE6"/>
-          <w:sz w:val="18"/>
-        </w:rPr>
-        <w:t>_________________________________________________________________________________</w:t>
-      </w:r>
-    </w:p>
-    <w:p>
-      <w:pPr>
-        <w:spacing w:after="120" w:line="264" w:lineRule="auto"/>
-      </w:pPr>
-      <w:r>
-        <w:rPr>
-          <w:color w:val="CDDCE6"/>
-          <w:sz w:val="18"/>
-        </w:rPr>
-        <w:t>_________________________________________________________________________________</w:t>
-      </w:r>
-    </w:p>
-    <w:p>
-      <w:pPr>
-        <w:spacing w:after="120" w:line="264" w:lineRule="auto"/>
-      </w:pPr>
-      <w:r>
-        <w:rPr>
-          <w:color w:val="CDDCE6"/>
-          <w:sz w:val="18"/>
-        </w:rPr>
-        <w:t>_________________________________________________________________________________</w:t>
-      </w:r>
-    </w:p>
-    <w:p>
-      <w:pPr>
-        <w:keepNext/>
-        <w:spacing w:before="200"/>
-      </w:pPr>
-      <w:r>
-        <w:rPr>
-          <w:b/>
-        </w:rPr>
-        <w:t>10.  Describe the pattern and direction of field lines around a bar magnet. Explain how the diagram shows field strength. [3]</w:t>
-      </w:r>
-    </w:p>
-    <w:p>
-      <w:pPr>
-        <w:spacing w:after="120" w:line="264" w:lineRule="auto"/>
-      </w:pPr>
-      <w:r>
-        <w:rPr>
-          <w:color w:val="CDDCE6"/>
-          <w:sz w:val="18"/>
-        </w:rPr>
-        <w:t>_________________________________________________________________________________</w:t>
-      </w:r>
-    </w:p>
-    <w:p>
-      <w:pPr>
-        <w:spacing w:after="120" w:line="264" w:lineRule="auto"/>
-      </w:pPr>
-      <w:r>
-        <w:rPr>
-          <w:color w:val="CDDCE6"/>
-          <w:sz w:val="18"/>
-        </w:rPr>
-        <w:t>_________________________________________________________________________________</w:t>
-      </w:r>
-    </w:p>
-    <w:p>
-      <w:pPr>
-        <w:spacing w:after="120" w:line="264" w:lineRule="auto"/>
-      </w:pPr>
-      <w:r>
-        <w:rPr>
-          <w:color w:val="CDDCE6"/>
-          <w:sz w:val="18"/>
-        </w:rPr>
-        <w:t>_________________________________________________________________________________</w:t>
-      </w:r>
-    </w:p>
-    <w:p>
-      <w:pPr>
-        <w:spacing w:after="120" w:line="264" w:lineRule="auto"/>
-      </w:pPr>
-      <w:r>
-        <w:rPr>
-          <w:color w:val="CDDCE6"/>
-          <w:sz w:val="18"/>
-        </w:rPr>
-        <w:t>_________________________________________________________________________________</w:t>
-      </w:r>
-    </w:p>
-    <w:p>
-      <w:pPr>
-        <w:pStyle w:val="Heading1"/>
-      </w:pPr>
-      <w:r>
-        <w:t>Electromagnetism</w:t>
-      </w:r>
-    </w:p>
-    <w:p>
-      <w:pPr>
-        <w:keepNext/>
-        <w:spacing w:before="200"/>
-      </w:pPr>
-      <w:r>
-        <w:rPr>
-          <w:b/>
-        </w:rPr>
-        <w:t>11.  State the magnetic field shape around a straight current carrying wire and explain how to determine its direction. What happens farther from the wire? [4]</w:t>
-      </w:r>
-    </w:p>
-    <w:p>
-      <w:pPr>
-        <w:spacing w:after="120" w:line="264" w:lineRule="auto"/>
-      </w:pPr>
-      <w:r>
-        <w:rPr>
-          <w:color w:val="CDDCE6"/>
-          <w:sz w:val="18"/>
-        </w:rPr>
-        <w:t>_________________________________________________________________________________</w:t>
-      </w:r>
-    </w:p>
-    <w:p>
-      <w:pPr>
-        <w:spacing w:after="120" w:line="264" w:lineRule="auto"/>
-      </w:pPr>
-      <w:r>
-        <w:rPr>
-          <w:color w:val="CDDCE6"/>
-          <w:sz w:val="18"/>
-        </w:rPr>
-        <w:t>_________________________________________________________________________________</w:t>
-      </w:r>
-    </w:p>
-    <w:p>
-      <w:pPr>
-        <w:spacing w:after="120" w:line="264" w:lineRule="auto"/>
-      </w:pPr>
-      <w:r>
-        <w:rPr>
-          <w:color w:val="CDDCE6"/>
-          <w:sz w:val="18"/>
-        </w:rPr>
-        <w:t>_________________________________________________________________________________</w:t>
-      </w:r>
-    </w:p>
-    <w:p>
-      <w:pPr>
-        <w:spacing w:after="120" w:line="264" w:lineRule="auto"/>
-      </w:pPr>
-      <w:r>
-        <w:rPr>
-          <w:color w:val="CDDCE6"/>
-          <w:sz w:val="18"/>
-        </w:rPr>
-        <w:t>_________________________________________________________________________________</w:t>
-      </w:r>
-    </w:p>
-    <w:p>
-      <w:pPr>
-        <w:spacing w:after="120" w:line="264" w:lineRule="auto"/>
-      </w:pPr>
-      <w:r>
-        <w:rPr>
-          <w:color w:val="CDDCE6"/>
-          <w:sz w:val="18"/>
-        </w:rPr>
-        <w:t>_________________________________________________________________________________</w:t>
-      </w:r>
-    </w:p>
-    <w:p>
-      <w:pPr>
-        <w:keepNext/>
-        <w:spacing w:before="200"/>
-      </w:pPr>
-      <w:r>
-        <w:rPr>
-          <w:b/>
-        </w:rPr>
-        <w:t>12.  A door lock uses a solenoid with an iron core. Explain how switching on the current releases the latch and give two ways to increase the pull. [5]</w:t>
-      </w:r>
-    </w:p>
-    <w:p>
-      <w:pPr>
-        <w:spacing w:after="120" w:line="264" w:lineRule="auto"/>
-      </w:pPr>
-      <w:r>
-        <w:rPr>
-          <w:color w:val="CDDCE6"/>
-          <w:sz w:val="18"/>
-        </w:rPr>
-        <w:t>_________________________________________________________________________________</w:t>
-      </w:r>
-    </w:p>
-    <w:p>
-      <w:pPr>
-        <w:spacing w:after="120" w:line="264" w:lineRule="auto"/>
-      </w:pPr>
-      <w:r>
-        <w:rPr>
-          <w:color w:val="CDDCE6"/>
-          <w:sz w:val="18"/>
-        </w:rPr>
-        <w:t>_________________________________________________________________________________</w:t>
-      </w:r>
-    </w:p>
-    <w:p>
-      <w:pPr>
-        <w:spacing w:after="120" w:line="264" w:lineRule="auto"/>
-      </w:pPr>
-      <w:r>
-        <w:rPr>
-          <w:color w:val="CDDCE6"/>
-          <w:sz w:val="18"/>
-        </w:rPr>
-        <w:t>_________________________________________________________________________________</w:t>
-      </w:r>
-    </w:p>
-    <w:p>
-      <w:pPr>
-        <w:spacing w:after="120" w:line="264" w:lineRule="auto"/>
-      </w:pPr>
-      <w:r>
-        <w:rPr>
-          <w:color w:val="CDDCE6"/>
-          <w:sz w:val="18"/>
-        </w:rPr>
-        <w:t>_________________________________________________________________________________</w:t>
-      </w:r>
-    </w:p>
-    <w:p>
-      <w:pPr>
-        <w:spacing w:after="120" w:line="264" w:lineRule="auto"/>
-      </w:pPr>
-      <w:r>
-        <w:rPr>
-          <w:color w:val="CDDCE6"/>
-          <w:sz w:val="18"/>
-        </w:rPr>
-        <w:t>_________________________________________________________________________________</w:t>
-      </w:r>
-    </w:p>
-    <w:p>
-      <w:pPr>
-        <w:spacing w:after="120" w:line="264" w:lineRule="auto"/>
-      </w:pPr>
-      <w:r>
-        <w:rPr>
-          <w:color w:val="CDDCE6"/>
-          <w:sz w:val="18"/>
-        </w:rPr>
-        <w:t>_________________________________________________________________________________</w:t>
+        <w:t>End of paper   •   Total 60 marks</w:t>
       </w:r>
     </w:p>
     <w:sectPr>
       <w:footerReference w:type="default" r:id="rId9"/>
       <w:pgSz w:w="11906" w:h="16838"/>
-      <w:pgMar w:top="1191" w:right="1247" w:bottom="1020" w:left="1247" w:header="720" w:footer="720" w:gutter="0"/>
+      <w:pgMar w:top="964" w:right="1219" w:bottom="879" w:left="1219" w:header="720" w:footer="720" w:gutter="0"/>
       <w:cols w:space="720"/>
       <w:docGrid w:linePitch="360"/>
     </w:sectPr>
@@ -964,7 +1719,7 @@
       <w:jc w:val="right"/>
     </w:pPr>
     <w:r>
-      <w:t xml:space="preserve">St Peter’s School  •  Year 11 Physics  •  </w:t>
+      <w:t xml:space="preserve">Year 11 Physics  •  </w:t>
     </w:r>
     <w:fldSimple w:instr="PAGE"/>
   </w:p>
@@ -1335,11 +2090,11 @@
     <w:qFormat/>
     <w:rsid w:val="00FC693F"/>
     <w:pPr>
-      <w:spacing w:after="120" w:line="283" w:lineRule="auto"/>
+      <w:spacing w:after="80" w:line="264" w:lineRule="auto"/>
     </w:pPr>
     <w:rPr>
       <w:rFonts w:ascii="Aptos" w:hAnsi="Aptos"/>
-      <w:color w:val="1B2939"/>
+      <w:color w:val="000000"/>
       <w:sz w:val="21"/>
     </w:rPr>
   </w:style>
@@ -1398,7 +2153,7 @@
     <w:pPr>
       <w:keepNext/>
       <w:keepLines/>
-      <w:spacing w:before="320" w:after="140"/>
+      <w:spacing w:before="180" w:after="100"/>
       <w:outlineLvl w:val="0"/>
     </w:pPr>
     <w:rPr>
@@ -1406,7 +2161,7 @@
       <w:b/>
       <w:bCs/>
       <w:color w:val="000000"/>
-      <w:sz w:val="28"/>
+      <w:sz w:val="26"/>
       <w:szCs w:val="28"/>
     </w:rPr>
   </w:style>
@@ -1422,7 +2177,7 @@
     <w:pPr>
       <w:keepNext/>
       <w:keepLines/>
-      <w:spacing w:before="320" w:after="140"/>
+      <w:spacing w:before="180" w:after="100"/>
       <w:outlineLvl w:val="1"/>
     </w:pPr>
     <w:rPr>
@@ -1684,16 +2439,16 @@
     <w:qFormat/>
     <w:rsid w:val="00FC693F"/>
     <w:pPr>
-      <w:spacing w:after="140" w:line="240" w:lineRule="auto" w:before="0"/>
+      <w:spacing w:after="100" w:line="240" w:lineRule="auto" w:before="180"/>
       <w:contextualSpacing/>
     </w:pPr>
     <w:rPr>
-      <w:rFonts w:asciiTheme="majorHAnsi" w:eastAsiaTheme="majorEastAsia" w:hAnsiTheme="majorHAnsi" w:cstheme="majorBidi" w:ascii="Aptos Display" w:hAnsi="Aptos Display"/>
+      <w:rFonts w:asciiTheme="majorHAnsi" w:eastAsiaTheme="majorEastAsia" w:hAnsiTheme="majorHAnsi" w:cstheme="majorBidi" w:ascii="Aptos" w:hAnsi="Aptos"/>
       <w:b/>
       <w:color w:val="000000"/>
       <w:spacing w:val="5"/>
       <w:kern w:val="28"/>
-      <w:sz w:val="42"/>
+      <w:sz w:val="36"/>
       <w:szCs w:val="52"/>
     </w:rPr>
   </w:style>
@@ -1724,14 +2479,16 @@
       <w:numPr>
         <w:ilvl w:val="1"/>
       </w:numPr>
+      <w:spacing w:before="180" w:after="100"/>
     </w:pPr>
     <w:rPr>
-      <w:rFonts w:asciiTheme="majorHAnsi" w:eastAsiaTheme="majorEastAsia" w:hAnsiTheme="majorHAnsi" w:cstheme="majorBidi"/>
+      <w:rFonts w:asciiTheme="majorHAnsi" w:eastAsiaTheme="majorEastAsia" w:hAnsiTheme="majorHAnsi" w:cstheme="majorBidi" w:ascii="Aptos" w:hAnsi="Aptos"/>
+      <w:b w:val="0"/>
       <w:i/>
       <w:iCs/>
-      <w:color w:val="28465A"/>
+      <w:color w:val="000000"/>
       <w:spacing w:val="15"/>
-      <w:sz w:val="24"/>
+      <w:sz w:val="21"/>
       <w:szCs w:val="24"/>
     </w:rPr>
   </w:style>
